--- a/assets/cases/BrightNest_Home_Cleaning_Launch_Case.docx
+++ b/assets/cases/BrightNest_Home_Cleaning_Launch_Case.docx
@@ -15,13 +15,8 @@
       <w:pPr>
         <w:pStyle w:val="CaseTitle"/>
       </w:pPr>
-      <w:proofErr w:type="spellStart"/>
       <w:r>
-        <w:t>BrightNest</w:t>
-      </w:r>
-      <w:proofErr w:type="spellEnd"/>
-      <w:r>
-        <w:t xml:space="preserve"> Home Services</w:t>
+        <w:t>BrightNest Home Services</w:t>
       </w:r>
     </w:p>
     <w:p>
@@ -29,10 +24,7 @@
         <w:pStyle w:val="CaseSubtitle"/>
       </w:pPr>
       <w:r>
-        <w:t xml:space="preserve">The </w:t>
-      </w:r>
-      <w:r>
-        <w:t>Two-Sided Launch Dilemma</w:t>
+        <w:t>The Two-Sided Launch Dilemma</w:t>
       </w:r>
     </w:p>
     <w:p/>
@@ -51,59 +43,34 @@
     </w:p>
     <w:p>
       <w:r>
-        <w:t>At 7:15 a.m. on a Monday in July 2026, Maya Chen, founder and chief executive of BrightNest Home Services, opened a dashboard that seemed to confirm both the promise and the danger of the company she had built. In its three pilot markets, 2,840 households had requested an initial cleaning during the previous six weeks. Yet BrightNest had completed only 1,910 appointments. Nearly one customer in five had waited more than seven days, and 14 percent of scheduled jobs had been reassigned after a cleaner cancelled or failed to confirm.</w:t>
+        <w:t>At 7:15 a.m. on a Monday in July 2026, Maya Chen, founder and chief executive of BrightNest Home Services, opened a dashboard that seemed to confirm both the promise and the danger of the company she had built. In its three pilot markets, 2,840 households had requested an initial cleaning during the previous six weeks. Yet BrightNest had completed only 1,910 appointments. Nearly one customer in five had waited more than seven days, and 14 percent of scheduled jobs had been reassigned after a cleaner cancell</w:t>
+      </w:r>
+      <w:r>
+        <w:t>ed or failed to confirm.</w:t>
       </w:r>
     </w:p>
     <w:p>
       <w:r>
-        <w:t xml:space="preserve">The company </w:t>
+        <w:t xml:space="preserve">The company had raised $18 million to build a technology-enabled home-cleaning service. Customers could request a one-time or recurring cleaning through an app, receive an instant price, select a time window, and rate the work. BrightNest planned to recruit cleaners through a national job-search platform that could advertise flexible cleaning opportunities in every major U.S. labor market. The concept looked scalable: advertising could generate customers and the job platform could generate workers. The </w:t>
       </w:r>
-      <w:proofErr w:type="gramStart"/>
       <w:r>
-        <w:t>had</w:t>
-      </w:r>
-      <w:proofErr w:type="gramEnd"/>
-      <w:r>
-        <w:t xml:space="preserve"> raised $18 million to build a technology-enabled home-cleaning service. Customers could request a one-time or recurring cleaning through an app, receive an instant price, select a time window, and rate the work. </w:t>
-      </w:r>
-      <w:proofErr w:type="spellStart"/>
-      <w:r>
-        <w:t>BrightNest</w:t>
-      </w:r>
-      <w:proofErr w:type="spellEnd"/>
-      <w:r>
-        <w:t xml:space="preserve"> planned to recruit cleaners through a national job-search platform that could advertise flexible cleaning opportunities in every major U.S. labor market. The concept looked scalable: advertising could generate customers and the job platform could generate workers. The </w:t>
-      </w:r>
-      <w:proofErr w:type="gramStart"/>
-      <w:r>
-        <w:t>economics were</w:t>
-      </w:r>
-      <w:proofErr w:type="gramEnd"/>
-      <w:r>
-        <w:t xml:space="preserve"> less accommodating.</w:t>
+        <w:t>economics were less accommodating.</w:t>
       </w:r>
     </w:p>
     <w:p>
-      <w:proofErr w:type="spellStart"/>
       <w:r>
-        <w:t>BrightNest</w:t>
+        <w:t>BrightNest charged an average of $168 for a standard</w:t>
       </w:r>
-      <w:proofErr w:type="spellEnd"/>
-      <w:r>
-        <w:t xml:space="preserve"> charged an average of $168 for </w:t>
-      </w:r>
-      <w:proofErr w:type="gramStart"/>
-      <w:r>
-        <w:t>a standard</w:t>
-      </w:r>
-      <w:proofErr w:type="gramEnd"/>
       <w:r>
         <w:t xml:space="preserve"> first cleaning and $142 for a recurring visit. To attract customers, it had tested discounts ranging from $20 to 40 percent. To attract cleaners, it advertised earnings of $24 to $30 per active cleaning hour, flexible scheduling, instant payment, and mileage supplements in selected areas. Once travel time, payroll taxes or contractor fees, insurance, customer acquisition expense, cleaning supplies, refunds, and support costs were included, several customer-cleaner combinations produced a loss.</w:t>
       </w:r>
     </w:p>
     <w:p>
       <w:r>
-        <w:t>Chen had promised the board a launch recommendation in four weeks. The board wanted to know whether BrightNest should enter five carefully selected metropolitan areas, launch in 25 cities using the job platform, or open nationwide and allow supply and demand to emerge organically. The decision depended on more than market size. BrightNest needed enough cleaners in each neighborhood, at the right hours, with dependable transportation and appropriate equipment. It also needed customers whose willingness to pay could support attractive compensation.</w:t>
+        <w:t>Chen had promised the board a launch recommendation in four weeks. The board wanted to know whether BrightNest should enter five carefully selected metropolitan areas, launch in 25 cities using the job platform, or open nationwide and allow supply and demand to emerge organically. The decision depended on more than market size. BrightNest needed enough cleaners in each neighborhood, at the right hours, with dependable transportation and appropriate equipment. It also needed customers whose willingness to pa</w:t>
+      </w:r>
+      <w:r>
+        <w:t>y could support attractive compensation.</w:t>
       </w:r>
     </w:p>
     <w:p>
@@ -116,7 +83,10 @@
     </w:p>
     <w:p>
       <w:r>
-        <w:t>Home cleaning sits inside a fragmented market that includes local companies, franchises, individual proprietors, informal arrangements, and app-mediated services. The United States had roughly 132 million households in the mid-2020s. BrightNest estimated that 5 to 12 percent purchased paid home cleaning at least once a year, while a much smaller share purchased weekly or biweekly service. Because many transactions involve sole proprietors or informal arrangements, national revenue is difficult to observe directly.</w:t>
+        <w:t>Home cleaning sits inside a fragmented market that includes local companies, franchises, individual proprietors, informal arrangements, and app-mediated services. The United States had roughly 132 million households in the mid-2020s. BrightNest estimated that 5 to 12 percent purchased paid home cleaning at least once a year, while a much smaller share purchased weekly or biweekly service. Because many transactions involve sole proprietors or informal arrangements, national revenue is difficult to observe di</w:t>
+      </w:r>
+      <w:r>
+        <w:t>rectly.</w:t>
       </w:r>
     </w:p>
     <w:p>
@@ -140,7 +110,10 @@
     </w:p>
     <w:p>
       <w:r>
-        <w:t>The growth team had organized customer acquisition around four channels: paid search, social media, local digital marketplaces, and neighborhood referral programs. Each channel produced a different mix of customers. Search advertising attracted people with immediate intent but was expensive. Social media generated leads cheaply but had low booking rates. Referral credits produced repeat customers but took time to develop. Partnerships with apartment managers, real-estate agents, and employers offered larger blocks of demand but usually required discounts or service guarantees.</w:t>
+        <w:t>The growth team had organized customer acquisition around four channels: paid search, social media, local digital marketplaces, and neighborhood referral programs. Each channel produced a different mix of customers. Search advertising attracted people with immediate intent but was expensive. Social media generated leads cheaply but had low booking rates. Referral credits produced repeat customers but took time to develop. Partnerships with apartment managers, real-estate agents, and employers offered larger</w:t>
+      </w:r>
+      <w:r>
+        <w:t xml:space="preserve"> blocks of demand but usually required discounts or service guarantees.</w:t>
       </w:r>
     </w:p>
     <w:p>
@@ -1290,16 +1263,15 @@
     </w:p>
     <w:p>
       <w:r>
-        <w:t>Labor availability was also exposed to immigration policy. In 2025, foreign-born workers were more likely than native-born workers to work in service occupations - 21.2 percent compared with 15.6 percent. BrightNest did not have reliable data on the nativity or status of its potential cleaners, and management agreed that it could not infer work authorization from language, appearance, or occupation. Still, stepped-up immigration enforcement, changing authorization programs, and fear of enforcement could reduce applications or mobility in some local service labor markets, including among people fully authorized to work who worried about family or community exposure.</w:t>
+        <w:t>Labor availability was also exposed to immigration policy. In 2025, foreign-born workers were more likely than native-born workers to work in service occupations - 21.2 percent compared with 15.6 percent. BrightNest did not have reliable data on the nativity or status of its potential cleaners, and management agreed that it could not infer work authorization from language, appearance, or occupation. Still, stepped-up immigration enforcement, changing authorization programs, and fear of enforcement could red</w:t>
+      </w:r>
+      <w:r>
+        <w:t>uce applications or mobility in some local service labor markets, including among people fully authorized to work who worried about family or community exposure.</w:t>
       </w:r>
     </w:p>
     <w:p>
       <w:r>
-        <w:t xml:space="preserve">The company faced a related reputational risk. Aggressive verification beyond legal requirements might deter qualified workers and invite discrimination claims. Weak controls could expose the company to penalties, </w:t>
-      </w:r>
-      <w:r>
-        <w:lastRenderedPageBreak/>
-        <w:t>customer concern, and operational disruption. A nationwide launch would multiply these issues across different state labor laws and local labor-market conditions.</w:t>
+        <w:t>The company faced a related reputational risk. Aggressive verification beyond legal requirements might deter qualified workers and invite discrimination claims. Weak controls could expose the company to penalties, customer concern, and operational disruption. A nationwide launch would multiply these issues across different state labor laws and local labor-market conditions.</w:t>
       </w:r>
     </w:p>
     <w:p>
@@ -1312,7 +1284,10 @@
     </w:p>
     <w:p>
       <w:r>
-        <w:t>BrightNest initially required cleaners to supply a vacuum, mop, basic tools, and approved cleaning products. Applicants could buy a $310 starter kit through payroll deductions or receive a $150 equipment credit after completing 20 jobs. Cleaner interviews suggested that the policy created three problems. Some applicants lacked the cash or storage space for equipment. Others already owned preferred products and resented buying a standardized kit. Customers sometimes requested fragrance-free, pet-safe, or environmentally certified products that were not in the standard kit.</w:t>
+        <w:t>BrightNest initially required cleaners to supply a vacuum, mop, basic tools, and approved cleaning products. Applicants could buy a $310 starter kit through payroll deductions or receive a $150 equipment credit after completing 20 jobs. Cleaner interviews suggested that the policy created three problems. Some applicants lacked the cash or storage space for equipment. Others already owned preferred products and resented buying a standardized kit. Customers sometimes requested fragrance-free, pet-safe, or env</w:t>
+      </w:r>
+      <w:r>
+        <w:t>ironmentally certified products that were not in the standard kit.</w:t>
       </w:r>
     </w:p>
     <w:p>
@@ -1790,7 +1765,6 @@
         <w:pStyle w:val="Heading2"/>
       </w:pPr>
       <w:r>
-        <w:lastRenderedPageBreak/>
         <w:t>Exhibit 5. Candidate launch-market profiles</w:t>
       </w:r>
     </w:p>
@@ -2284,13 +2258,8 @@
     </w:p>
     <w:p>
       <w:r>
-        <w:t xml:space="preserve">BrightNest would launch only where it could recruit at least 150 </w:t>
+        <w:t>BrightNest would launch only where it could recruit at least 150 screened</w:t>
       </w:r>
-      <w:proofErr w:type="gramStart"/>
-      <w:r>
-        <w:t>screened</w:t>
-      </w:r>
-      <w:proofErr w:type="gramEnd"/>
       <w:r>
         <w:t xml:space="preserve"> cleaners before major customer advertising began. It would build local partnerships, provide starter kits, guarantee limited work blocks, and emphasize referrals. The plan required approximately $11 million over 18 months and targeted 22,000 recurring customers. Advocates argued that density and service quality were prerequisites for growth. Critics worried that competitors could occupy other markets first.</w:t>
       </w:r>
@@ -2307,13 +2276,8 @@
       <w:r>
         <w:t xml:space="preserve">The company would use WorkReach nationally but </w:t>
       </w:r>
-      <w:proofErr w:type="gramStart"/>
       <w:r>
-        <w:t>activate</w:t>
-      </w:r>
-      <w:proofErr w:type="gramEnd"/>
-      <w:r>
-        <w:t xml:space="preserve"> customer marketing in 25 cities. Cleaner pay, customer prices, discounts, and service areas would be adjusted by market. BrightNest would spend $16 million and target 48,000 recurring customers. The approach generated more learning but required sophisticated local pricing, compliance, and supply-demand controls that were not yet proven.</w:t>
+        <w:t>activate customer marketing in 25 cities. Cleaner pay, customer prices, discounts, and service areas would be adjusted by market. BrightNest would spend $16 million and target 48,000 recurring customers. The approach generated more learning but required sophisticated local pricing, compliance, and supply-demand controls that were not yet proven.</w:t>
       </w:r>
     </w:p>
     <w:p>
@@ -2352,7 +2316,6 @@
         <w:pStyle w:val="Heading2"/>
       </w:pPr>
       <w:r>
-        <w:lastRenderedPageBreak/>
         <w:t>Exhibit 6. Proposed 18-month launch outcomes</w:t>
       </w:r>
     </w:p>
@@ -2760,7 +2723,135 @@
         <w:pStyle w:val="Heading1"/>
       </w:pPr>
       <w:r>
-        <w:t>Framing questions</w:t>
+        <w:t>Discussion questions</w:t>
+      </w:r>
+    </w:p>
+    <w:p>
+      <w:pPr>
+        <w:pStyle w:val="ListParagraph"/>
+        <w:numPr>
+          <w:ilvl w:val="0"/>
+          <w:numId w:val="13"/>
+        </w:numPr>
+      </w:pPr>
+      <w:r>
+        <w:t>How should BrightNest define its addressable, serviceable, and realistically obtainable markets?</w:t>
+      </w:r>
+    </w:p>
+    <w:p>
+      <w:pPr>
+        <w:pStyle w:val="ListParagraph"/>
+        <w:numPr>
+          <w:ilvl w:val="0"/>
+          <w:numId w:val="13"/>
+        </w:numPr>
+      </w:pPr>
+      <w:r>
+        <w:t>Is the primary constraint customer demand, cleaner supply, geographic matching, service quality, or unit economics? What evidence supports your answer?</w:t>
+      </w:r>
+    </w:p>
+    <w:p>
+      <w:pPr>
+        <w:pStyle w:val="ListParagraph"/>
+        <w:numPr>
+          <w:ilvl w:val="0"/>
+          <w:numId w:val="13"/>
+        </w:numPr>
+      </w:pPr>
+      <w:r>
+        <w:t>How should the company measure the lifetime value of a customer when retention may depend on keeping the same cleaner?</w:t>
+      </w:r>
+    </w:p>
+    <w:p>
+      <w:pPr>
+        <w:pStyle w:val="ListParagraph"/>
+        <w:numPr>
+          <w:ilvl w:val="0"/>
+          <w:numId w:val="13"/>
+        </w:numPr>
+      </w:pPr>
+      <w:r>
+        <w:t>What introductory discount, if any, should BrightNest offer? How should the discount vary by market or customer?</w:t>
+      </w:r>
+    </w:p>
+    <w:p>
+      <w:pPr>
+        <w:pStyle w:val="ListParagraph"/>
+        <w:numPr>
+          <w:ilvl w:val="0"/>
+          <w:numId w:val="13"/>
+        </w:numPr>
+      </w:pPr>
+      <w:r>
+        <w:t>What compensation system would balance attractive earnings, schedule flexibility, travel time, service quality, and company margins?</w:t>
+      </w:r>
+    </w:p>
+    <w:p>
+      <w:pPr>
+        <w:pStyle w:val="ListParagraph"/>
+        <w:numPr>
+          <w:ilvl w:val="0"/>
+          <w:numId w:val="13"/>
+        </w:numPr>
+      </w:pPr>
+      <w:r>
+        <w:t>Should BrightNest supply cleaning tools and products? What operational and legal consequences follow from each supply model?</w:t>
+      </w:r>
+    </w:p>
+    <w:p>
+      <w:pPr>
+        <w:pStyle w:val="ListParagraph"/>
+        <w:numPr>
+          <w:ilvl w:val="0"/>
+          <w:numId w:val="13"/>
+        </w:numPr>
+      </w:pPr>
+      <w:r>
+        <w:t>Which cleaner metrics should management monitor: active-hour pay, total-hour pay, acceptance, cancellations, retention, ratings, or something else?</w:t>
+      </w:r>
+    </w:p>
+    <w:p>
+      <w:pPr>
+        <w:pStyle w:val="ListParagraph"/>
+        <w:numPr>
+          <w:ilvl w:val="0"/>
+          <w:numId w:val="13"/>
+        </w:numPr>
+      </w:pPr>
+      <w:r>
+        <w:t>How should immigration-policy uncertainty affect market selection, recruiting, compliance, and scenario planning without encouraging discriminatory assumptions?</w:t>
+      </w:r>
+    </w:p>
+    <w:p>
+      <w:pPr>
+        <w:pStyle w:val="ListParagraph"/>
+        <w:numPr>
+          <w:ilvl w:val="0"/>
+          <w:numId w:val="13"/>
+        </w:numPr>
+      </w:pPr>
+      <w:r>
+        <w:t>Should BrightNest pursue five-city density, a 25-city marketplace, national availability, or another sequence of expansion?</w:t>
+      </w:r>
+    </w:p>
+    <w:p>
+      <w:pPr>
+        <w:pStyle w:val="ListParagraph"/>
+        <w:numPr>
+          <w:ilvl w:val="0"/>
+          <w:numId w:val="13"/>
+        </w:numPr>
+      </w:pPr>
+      <w:r>
+        <w:t>What experiments would provide the greatest value of information before the company commits most of its capital?</w:t>
+      </w:r>
+    </w:p>
+    <w:p>
+      <w:pPr>
+        <w:pStyle w:val="Heading1"/>
+      </w:pPr>
+      <w:r>
+        <w:t>Decision Framing Questions</w:t>
       </w:r>
     </w:p>
     <w:p>
@@ -2773,15 +2864,7 @@
         <w:spacing w:after="80" w:line="247" w:lineRule="auto"/>
       </w:pPr>
       <w:r>
-        <w:t xml:space="preserve">Identify the different metrics that can be used to evaluate every aspect of the performance of the system?  Organize these into a pyramid to indicate </w:t>
-      </w:r>
-      <w:proofErr w:type="gramStart"/>
-      <w:r>
-        <w:t>the relative</w:t>
-      </w:r>
-      <w:proofErr w:type="gramEnd"/>
-      <w:r>
-        <w:t xml:space="preserve"> importance, following the style given here.</w:t>
+        <w:t>Identify the different metrics that can be used to evaluate every aspect of the performance of the system?  Organize these into a pyramid to indicate the relative importance, following the style given here.</w:t>
       </w:r>
     </w:p>
     <w:p>
@@ -2801,19 +2884,7 @@
           <w:rPr>
             <w:rStyle w:val="Hyperlink"/>
           </w:rPr>
-          <w:t>list of de</w:t>
-        </w:r>
-        <w:r>
-          <w:rPr>
-            <w:rStyle w:val="Hyperlink"/>
-          </w:rPr>
-          <w:t>c</w:t>
-        </w:r>
-        <w:r>
-          <w:rPr>
-            <w:rStyle w:val="Hyperlink"/>
-          </w:rPr>
-          <w:t>ision types here as a guide</w:t>
+          <w:t>list of decision types here as a guide</w:t>
         </w:r>
       </w:hyperlink>
       <w:r>
@@ -2967,15 +3038,7 @@
         <w:spacing w:after="80" w:line="247" w:lineRule="auto"/>
       </w:pPr>
       <w:r>
-        <w:t xml:space="preserve">Using the same </w:t>
-      </w:r>
-      <w:proofErr w:type="gramStart"/>
-      <w:r>
-        <w:t>decision</w:t>
-      </w:r>
-      <w:proofErr w:type="gramEnd"/>
-      <w:r>
-        <w:t xml:space="preserve"> you identified in (6), identify the people, departments, groups or organizations that you would need to work with to implement the decision?</w:t>
+        <w:t>Using the same decision you identified in (6), identify the people, departments, groups or organizations that you would need to work with to implement the decision?</w:t>
       </w:r>
     </w:p>
     <w:p>
@@ -2992,167 +3055,6 @@
       </w:pPr>
       <w:r>
         <w:br w:type="page"/>
-      </w:r>
-    </w:p>
-    <w:p>
-      <w:pPr>
-        <w:pStyle w:val="Heading1"/>
-      </w:pPr>
-      <w:r>
-        <w:lastRenderedPageBreak/>
-        <w:t>Discussion questions</w:t>
-      </w:r>
-    </w:p>
-    <w:p>
-      <w:pPr>
-        <w:pStyle w:val="ListParagraph"/>
-        <w:numPr>
-          <w:ilvl w:val="0"/>
-          <w:numId w:val="13"/>
-        </w:numPr>
-      </w:pPr>
-      <w:r>
-        <w:t xml:space="preserve">How should </w:t>
-      </w:r>
-      <w:proofErr w:type="spellStart"/>
-      <w:r>
-        <w:t>BrightNest</w:t>
-      </w:r>
-      <w:proofErr w:type="spellEnd"/>
-      <w:r>
-        <w:t xml:space="preserve"> define its addressable, serviceable, and realistically obtainable markets?</w:t>
-      </w:r>
-    </w:p>
-    <w:p>
-      <w:pPr>
-        <w:pStyle w:val="ListParagraph"/>
-        <w:numPr>
-          <w:ilvl w:val="0"/>
-          <w:numId w:val="13"/>
-        </w:numPr>
-      </w:pPr>
-      <w:r>
-        <w:t>Is the primary constraint customer demand, cleaner supply, geographic matching, service quality, or unit economics? What evidence supports your answer?</w:t>
-      </w:r>
-    </w:p>
-    <w:p>
-      <w:pPr>
-        <w:pStyle w:val="ListParagraph"/>
-        <w:numPr>
-          <w:ilvl w:val="0"/>
-          <w:numId w:val="13"/>
-        </w:numPr>
-      </w:pPr>
-      <w:r>
-        <w:t>How should the company measure the lifetime value of a customer when retention may depend on keeping the same cleaner?</w:t>
-      </w:r>
-    </w:p>
-    <w:p>
-      <w:pPr>
-        <w:pStyle w:val="ListParagraph"/>
-        <w:numPr>
-          <w:ilvl w:val="0"/>
-          <w:numId w:val="13"/>
-        </w:numPr>
-      </w:pPr>
-      <w:r>
-        <w:t xml:space="preserve">What introductory discount, if </w:t>
-      </w:r>
-      <w:proofErr w:type="gramStart"/>
-      <w:r>
-        <w:t>any</w:t>
-      </w:r>
-      <w:proofErr w:type="gramEnd"/>
-      <w:r>
-        <w:t>, should BrightNest offer? How should the discount vary by market or customer?</w:t>
-      </w:r>
-    </w:p>
-    <w:p>
-      <w:pPr>
-        <w:pStyle w:val="ListParagraph"/>
-        <w:numPr>
-          <w:ilvl w:val="0"/>
-          <w:numId w:val="13"/>
-        </w:numPr>
-      </w:pPr>
-      <w:r>
-        <w:t>What compensation system would balance attractive earnings, schedule flexibility, travel time, service quality, and company margins?</w:t>
-      </w:r>
-    </w:p>
-    <w:p>
-      <w:pPr>
-        <w:pStyle w:val="ListParagraph"/>
-        <w:numPr>
-          <w:ilvl w:val="0"/>
-          <w:numId w:val="13"/>
-        </w:numPr>
-      </w:pPr>
-      <w:r>
-        <w:t xml:space="preserve">Should </w:t>
-      </w:r>
-      <w:proofErr w:type="spellStart"/>
-      <w:r>
-        <w:t>BrightNest</w:t>
-      </w:r>
-      <w:proofErr w:type="spellEnd"/>
-      <w:r>
-        <w:t xml:space="preserve"> supply cleaning tools and products? What operational and legal consequences follow from each supply model?</w:t>
-      </w:r>
-    </w:p>
-    <w:p>
-      <w:pPr>
-        <w:pStyle w:val="ListParagraph"/>
-        <w:numPr>
-          <w:ilvl w:val="0"/>
-          <w:numId w:val="13"/>
-        </w:numPr>
-      </w:pPr>
-      <w:r>
-        <w:t>Which cleaner metrics should management monitor: active-hour pay, total-hour pay, acceptance, cancellations, retention, ratings, or something else?</w:t>
-      </w:r>
-    </w:p>
-    <w:p>
-      <w:pPr>
-        <w:pStyle w:val="ListParagraph"/>
-        <w:numPr>
-          <w:ilvl w:val="0"/>
-          <w:numId w:val="13"/>
-        </w:numPr>
-      </w:pPr>
-      <w:r>
-        <w:t>How should immigration-policy uncertainty affect market selection, recruiting, compliance, and scenario planning without encouraging discriminatory assumptions?</w:t>
-      </w:r>
-    </w:p>
-    <w:p>
-      <w:pPr>
-        <w:pStyle w:val="ListParagraph"/>
-        <w:numPr>
-          <w:ilvl w:val="0"/>
-          <w:numId w:val="13"/>
-        </w:numPr>
-      </w:pPr>
-      <w:r>
-        <w:t xml:space="preserve">Should </w:t>
-      </w:r>
-      <w:proofErr w:type="spellStart"/>
-      <w:r>
-        <w:t>BrightNest</w:t>
-      </w:r>
-      <w:proofErr w:type="spellEnd"/>
-      <w:r>
-        <w:t xml:space="preserve"> pursue five-city density, a 25-city marketplace, national availability, or another sequence of expansion?</w:t>
-      </w:r>
-    </w:p>
-    <w:p>
-      <w:pPr>
-        <w:pStyle w:val="ListParagraph"/>
-        <w:numPr>
-          <w:ilvl w:val="0"/>
-          <w:numId w:val="13"/>
-        </w:numPr>
-      </w:pPr>
-      <w:r>
-        <w:t>What experiments would provide the greatest value of information before the company commits most of its capital?</w:t>
       </w:r>
     </w:p>
     <w:p>
@@ -3231,7 +3133,6 @@
         <w:pStyle w:val="Heading1"/>
       </w:pPr>
       <w:r>
-        <w:lastRenderedPageBreak/>
         <w:t>ChatGPT comments</w:t>
       </w:r>
     </w:p>
@@ -3338,15 +3239,7 @@
     </w:p>
     <w:p>
       <w:r>
-        <w:t xml:space="preserve">The labor context uses current BLS estimates of approximately 860,670 maids and housekeeping cleaners, with mean hourly earnings of $17.83 in May 2025. It also incorporates BLS findings that foreign-born workers were more concentrated </w:t>
-      </w:r>
-      <w:proofErr w:type="gramStart"/>
-      <w:r>
-        <w:t>in service</w:t>
-      </w:r>
-      <w:proofErr w:type="gramEnd"/>
-      <w:r>
-        <w:t xml:space="preserve"> occupations than native-born workers in 2025.</w:t>
+        <w:t>The labor context uses current BLS estimates of approximately 860,670 maids and housekeeping cleaners, with mean hourly earnings of $17.83 in May 2025. It also incorporates BLS findings that foreign-born workers were more concentrated in service occupations than native-born workers in 2025.</w:t>
       </w:r>
     </w:p>
     <w:p/>

--- a/assets/cases/BrightNest_Home_Cleaning_Launch_Case.docx
+++ b/assets/cases/BrightNest_Home_Cleaning_Launch_Case.docx
@@ -2864,7 +2864,7 @@
         <w:spacing w:after="80" w:line="247" w:lineRule="auto"/>
       </w:pPr>
       <w:r>
-        <w:t>Identify the different metrics that can be used to evaluate every aspect of the performance of the system?  Organize these into a pyramid to indicate the relative importance, following the style given here.</w:t>
+        <w:t xml:space="preserve">Identify and describe the responsibilities of the decision maker. This should set the scope of the problem.</w:t>
       </w:r>
     </w:p>
     <w:p>
@@ -2877,29 +2877,18 @@
         <w:spacing w:after="80" w:line="247" w:lineRule="auto"/>
       </w:pPr>
       <w:r>
-        <w:t xml:space="preserve">What are the types of decisions? Use the </w:t>
+        <w:t xml:space="preserve">Use the </w:t>
       </w:r>
-      <w:hyperlink r:id="rId8" w:anchor="types-of-decision-settings" w:history="1">
+      <w:hyperlink r:id="rId20">
         <w:r>
           <w:rPr>
             <w:rStyle w:val="Hyperlink"/>
           </w:rPr>
-          <w:t>list of decision types here as a guide</w:t>
+          <w:t xml:space="preserve">metrics pyramid tool</w:t>
         </w:r>
       </w:hyperlink>
       <w:r>
-        <w:t xml:space="preserve">, illustrated by the </w:t>
-      </w:r>
-      <w:hyperlink r:id="rId9" w:anchor="from-apps-to-types" w:history="1">
-        <w:r>
-          <w:rPr>
-            <w:rStyle w:val="Hyperlink"/>
-          </w:rPr>
-          <w:t>applications here</w:t>
-        </w:r>
-      </w:hyperlink>
-      <w:r>
-        <w:t xml:space="preserve">.  </w:t>
+        <w:t xml:space="preserve"> to identify and prioritize the different performance metrics. Click on the oval holding the metric to identify whether it is a metric to be maximized (green), minimized (red), a target that is a floor (light green) or a ceiling (light red), or finally a target (purple).</w:t>
       </w:r>
     </w:p>
     <w:p>
@@ -2914,16 +2903,27 @@
       <w:r>
         <w:t xml:space="preserve">Use the </w:t>
       </w:r>
-      <w:hyperlink r:id="rId10" w:history="1">
+      <w:hyperlink r:id="rId21">
         <w:r>
           <w:rPr>
             <w:rStyle w:val="Hyperlink"/>
           </w:rPr>
-          <w:t>interactive framing matrix here</w:t>
+          <w:t xml:space="preserve">decision prioritization tool</w:t>
         </w:r>
       </w:hyperlink>
       <w:r>
-        <w:t xml:space="preserve"> to fill out the performance metrics along the top (from most to least important) followed by the list of decisions (in any order).  Use your judgment to assess whether the impact of each decision on each metric is H (high impact), M (medium), L (low) or N (none).  Finally, use the resulting matrix to rank the decisions in terms of their impact on the most important metrics.</w:t>
+        <w:t xml:space="preserve"> to first list the different types of decisions (use the </w:t>
+      </w:r>
+      <w:hyperlink r:id="rId22">
+        <w:r>
+          <w:rPr>
+            <w:rStyle w:val="Hyperlink"/>
+          </w:rPr>
+          <w:t xml:space="preserve">types of decisions</w:t>
+        </w:r>
+      </w:hyperlink>
+      <w:r>
+        <w:t xml:space="preserve"> as a guide). These will then populate the rows of the matrix to the right, where the columns are the performance metrics sorted left to right by the priority in the pyramid above. Click on each cell to indicate if the impact of the decision on each metric is high (red), medium (orange), low (yellow) or none (white).</w:t>
       </w:r>
     </w:p>
     <w:p>
@@ -2936,18 +2936,7 @@
         <w:spacing w:after="80" w:line="247" w:lineRule="auto"/>
       </w:pPr>
       <w:r>
-        <w:t xml:space="preserve">What are the different sources of uncertainty?  Use the </w:t>
-      </w:r>
-      <w:hyperlink r:id="rId11" w:anchor="categories" w:history="1">
-        <w:r>
-          <w:rPr>
-            <w:rStyle w:val="Hyperlink"/>
-          </w:rPr>
-          <w:t>12 categories of uncertainty here as a guide</w:t>
-        </w:r>
-      </w:hyperlink>
-      <w:r>
-        <w:t>.</w:t>
+        <w:t xml:space="preserve">You can grab the handle (three bars) farthest to the left on each row to move it up or down. Sort the rows so that the decisions with the greatest impact on the most important metrics are toward the top. The cells in the upper left-hand corner should have the greatest concentration of red and orange cells. At this point identify the decisions that should receive the most attention in your study. If you do not have any decisions with a medium or high impact on the most important metrics, revisit your list of decisions.</w:t>
       </w:r>
     </w:p>
     <w:p>
@@ -2960,7 +2949,42 @@
         <w:spacing w:after="80" w:line="247" w:lineRule="auto"/>
       </w:pPr>
       <w:r>
-        <w:t>Repeat the exercise in (3), but this time using uncertainties instead of decisions.</w:t>
+        <w:t xml:space="preserve">Repeat the process to list and prioritize the uncertainties using the </w:t>
+      </w:r>
+      <w:hyperlink r:id="rId23">
+        <w:r>
+          <w:rPr>
+            <w:rStyle w:val="Hyperlink"/>
+          </w:rPr>
+          <w:t xml:space="preserve">uncertainty prioritization tool</w:t>
+        </w:r>
+      </w:hyperlink>
+      <w:r>
+        <w:t xml:space="preserve">. Use the </w:t>
+      </w:r>
+      <w:hyperlink r:id="rId24">
+        <w:r>
+          <w:rPr>
+            <w:rStyle w:val="Hyperlink"/>
+          </w:rPr>
+          <w:t xml:space="preserve">categories of uncertainty</w:t>
+        </w:r>
+      </w:hyperlink>
+      <w:r>
+        <w:t xml:space="preserve"> to help you identify these.</w:t>
+      </w:r>
+    </w:p>
+    <w:p>
+      <w:pPr>
+        <w:pStyle w:val="ListParagraph"/>
+        <w:numPr>
+          <w:ilvl w:val="0"/>
+          <w:numId w:val="11"/>
+        </w:numPr>
+        <w:spacing w:after="80" w:line="247" w:lineRule="auto"/>
+      </w:pPr>
+      <w:r>
+        <w:t xml:space="preserve">It is important to differentiate uncertainties that can be evaluated on average, or as risk events:</w:t>
       </w:r>
     </w:p>
     <w:p>
@@ -2973,7 +2997,7 @@
         <w:spacing w:after="80" w:line="247" w:lineRule="auto"/>
       </w:pPr>
       <w:r>
-        <w:t>Which sources of uncertainty would be captured using average performance over time?</w:t>
+        <w:t xml:space="preserve">Which sources of uncertainty would be captured using average performance over time?</w:t>
       </w:r>
     </w:p>
     <w:p>
@@ -2986,7 +3010,7 @@
         <w:spacing w:after="80" w:line="247" w:lineRule="auto"/>
       </w:pPr>
       <w:r>
-        <w:t>Which sources of uncertainty represent forms of risk that are not properly captured using averages?</w:t>
+        <w:t xml:space="preserve">Which sources of uncertainty represent forms of risk that are not properly captured using averages?</w:t>
       </w:r>
     </w:p>
     <w:p>
@@ -2999,7 +3023,7 @@
         <w:spacing w:after="80" w:line="247" w:lineRule="auto"/>
       </w:pPr>
       <w:r>
-        <w:t xml:space="preserve">Choose the single decision that seems to have the highest impact on the most important metric.  </w:t>
+        <w:t xml:space="preserve">Choose the single decision that seems to have the highest impact on the most important metric.</w:t>
       </w:r>
     </w:p>
     <w:p>
@@ -3012,7 +3036,7 @@
         <w:spacing w:after="80" w:line="247" w:lineRule="auto"/>
       </w:pPr>
       <w:r>
-        <w:t>What approach do you think you would use to make this decision?</w:t>
+        <w:t xml:space="preserve">What approach do you think you would use to make this decision?</w:t>
       </w:r>
     </w:p>
     <w:p>
@@ -3025,7 +3049,7 @@
         <w:spacing w:after="80" w:line="247" w:lineRule="auto"/>
       </w:pPr>
       <w:r>
-        <w:t>What data appears to be necessary to make this decision, including the calculation of any performance metrics where the decision would have a high or medium impact.</w:t>
+        <w:t xml:space="preserve">What data appears to be necessary to make this decision, including the calculation of any performance metrics where the decision would have a high or medium impact.</w:t>
       </w:r>
     </w:p>
     <w:p>
@@ -3038,23 +3062,7 @@
         <w:spacing w:after="80" w:line="247" w:lineRule="auto"/>
       </w:pPr>
       <w:r>
-        <w:t>Using the same decision you identified in (6), identify the people, departments, groups or organizations that you would need to work with to implement the decision?</w:t>
-      </w:r>
-    </w:p>
-    <w:p>
-      <w:pPr>
-        <w:spacing w:after="200" w:line="276" w:lineRule="auto"/>
-        <w:rPr>
-          <w:rFonts w:asciiTheme="majorHAnsi" w:eastAsiaTheme="majorEastAsia" w:hAnsiTheme="majorHAnsi" w:cstheme="majorBidi"/>
-          <w:b/>
-          <w:bCs/>
-          <w:color w:val="17365D"/>
-          <w:sz w:val="28"/>
-          <w:szCs w:val="28"/>
-        </w:rPr>
-      </w:pPr>
-      <w:r>
-        <w:br w:type="page"/>
+        <w:t xml:space="preserve">Using the same decision you identified in (7), identify the people, departments, groups or organizations that you would need to work with to implement the decision.</w:t>
       </w:r>
     </w:p>
     <w:p>
